--- a/Разработка программы измерений проекта.docx
+++ b/Разработка программы измерений проекта.docx
@@ -1,6 +1,6 @@
 
 <file path=word/document.xml><?xml version="1.0" encoding="utf-8"?>
-<w:document xmlns:wpc="http://schemas.microsoft.com/office/word/2010/wordprocessingCanvas" xmlns:mc="http://schemas.openxmlformats.org/markup-compatibility/2006" xmlns:o="urn:schemas-microsoft-com:office:office" xmlns:r="http://schemas.openxmlformats.org/officeDocument/2006/relationships" xmlns:m="http://schemas.openxmlformats.org/officeDocument/2006/math" xmlns:v="urn:schemas-microsoft-com:vml" xmlns:wp14="http://schemas.microsoft.com/office/word/2010/wordprocessingDrawing" xmlns:wp="http://schemas.openxmlformats.org/drawingml/2006/wordprocessingDrawing" xmlns:w10="urn:schemas-microsoft-com:office:word" xmlns:w="http://schemas.openxmlformats.org/wordprocessingml/2006/main" xmlns:w14="http://schemas.microsoft.com/office/word/2010/wordml" xmlns:w15="http://schemas.microsoft.com/office/word/2012/wordml" xmlns:wpg="http://schemas.microsoft.com/office/word/2010/wordprocessingGroup" xmlns:wpi="http://schemas.microsoft.com/office/word/2010/wordprocessingInk" xmlns:wne="http://schemas.microsoft.com/office/word/2006/wordml" xmlns:wps="http://schemas.microsoft.com/office/word/2010/wordprocessingShape" mc:Ignorable="w14 w15 wp14">
+<w:document xmlns:wpc="http://schemas.microsoft.com/office/word/2010/wordprocessingCanvas" xmlns:cx="http://schemas.microsoft.com/office/drawing/2014/chartex" xmlns:cx1="http://schemas.microsoft.com/office/drawing/2015/9/8/chartex" xmlns:cx2="http://schemas.microsoft.com/office/drawing/2015/10/21/chartex" xmlns:cx3="http://schemas.microsoft.com/office/drawing/2016/5/9/chartex" xmlns:cx4="http://schemas.microsoft.com/office/drawing/2016/5/10/chartex" xmlns:cx5="http://schemas.microsoft.com/office/drawing/2016/5/11/chartex" xmlns:cx6="http://schemas.microsoft.com/office/drawing/2016/5/12/chartex" xmlns:cx7="http://schemas.microsoft.com/office/drawing/2016/5/13/chartex" xmlns:cx8="http://schemas.microsoft.com/office/drawing/2016/5/14/chartex" xmlns:mc="http://schemas.openxmlformats.org/markup-compatibility/2006" xmlns:aink="http://schemas.microsoft.com/office/drawing/2016/ink" xmlns:am3d="http://schemas.microsoft.com/office/drawing/2017/model3d" xmlns:o="urn:schemas-microsoft-com:office:office" xmlns:oel="http://schemas.microsoft.com/office/2019/extlst" xmlns:r="http://schemas.openxmlformats.org/officeDocument/2006/relationships" xmlns:m="http://schemas.openxmlformats.org/officeDocument/2006/math" xmlns:v="urn:schemas-microsoft-com:vml" xmlns:wp14="http://schemas.microsoft.com/office/word/2010/wordprocessingDrawing" xmlns:wp="http://schemas.openxmlformats.org/drawingml/2006/wordprocessingDrawing" xmlns:w10="urn:schemas-microsoft-com:office:word" xmlns:w="http://schemas.openxmlformats.org/wordprocessingml/2006/main" xmlns:w14="http://schemas.microsoft.com/office/word/2010/wordml" xmlns:w15="http://schemas.microsoft.com/office/word/2012/wordml" xmlns:w16cex="http://schemas.microsoft.com/office/word/2018/wordml/cex" xmlns:w16cid="http://schemas.microsoft.com/office/word/2016/wordml/cid" xmlns:w16="http://schemas.microsoft.com/office/word/2018/wordml" xmlns:w16du="http://schemas.microsoft.com/office/word/2023/wordml/word16du" xmlns:w16sdtdh="http://schemas.microsoft.com/office/word/2020/wordml/sdtdatahash" xmlns:w16sdtfl="http://schemas.microsoft.com/office/word/2024/wordml/sdtformatlock" xmlns:w16se="http://schemas.microsoft.com/office/word/2015/wordml/symex" xmlns:wpg="http://schemas.microsoft.com/office/word/2010/wordprocessingGroup" xmlns:wpi="http://schemas.microsoft.com/office/word/2010/wordprocessingInk" xmlns:wne="http://schemas.microsoft.com/office/word/2006/wordml" xmlns:wps="http://schemas.microsoft.com/office/word/2010/wordprocessingShape" mc:Ignorable="w14 w15 w16se w16cid w16 w16cex w16sdtdh w16sdtfl w16du wp14">
   <w:body>
     <w:p>
       <w:pPr>
@@ -24,7 +24,6 @@
           <w:color w:val="2C363A"/>
           <w:sz w:val="24"/>
           <w:szCs w:val="28"/>
-          <w:shd w:val="clear" w:color="auto" w:fill="FFFFFF"/>
         </w:rPr>
       </w:pPr>
       <w:r>
@@ -40,9 +39,17 @@
           <w:b/>
           <w:sz w:val="24"/>
           <w:szCs w:val="28"/>
+        </w:rPr>
+        <w:t xml:space="preserve"> 1.  </w:t>
+      </w:r>
+      <w:r>
+        <w:rPr>
+          <w:b/>
+          <w:sz w:val="24"/>
+          <w:szCs w:val="28"/>
           <w:lang w:val="en-US"/>
         </w:rPr>
-        <w:t xml:space="preserve"> 1.  Problem</w:t>
+        <w:t>Problem</w:t>
       </w:r>
       <w:r>
         <w:rPr>
@@ -95,7 +102,6 @@
         </w:rPr>
         <w:t>PRR</w:t>
       </w:r>
-      <w:proofErr w:type="gramStart"/>
       <w:r>
         <w:rPr>
           <w:b/>
@@ -104,7 +110,6 @@
         </w:rPr>
         <w:t>)</w:t>
       </w:r>
-      <w:proofErr w:type="gramEnd"/>
       <w:r>
         <w:rPr>
           <w:rFonts w:cs="Courier New"/>
@@ -152,7 +157,6 @@
         </w:rPr>
         <w:br/>
       </w:r>
-      <w:proofErr w:type="gramStart"/>
       <w:r>
         <w:rPr>
           <w:rFonts w:cs="Courier New"/>
@@ -180,18 +184,7 @@
           <w:szCs w:val="28"/>
           <w:shd w:val="clear" w:color="auto" w:fill="FFFFFF"/>
         </w:rPr>
-        <w:t>PRR</w:t>
-      </w:r>
-      <w:proofErr w:type="gramEnd"/>
-      <w:r>
-        <w:rPr>
-          <w:rFonts w:cs="Courier New"/>
-          <w:color w:val="2C363A"/>
-          <w:sz w:val="24"/>
-          <w:szCs w:val="28"/>
-          <w:shd w:val="clear" w:color="auto" w:fill="FFFFFF"/>
-        </w:rPr>
-        <w:t xml:space="preserve"> = Время выполнения задачи (дни)</w:t>
+        <w:t>PRR = Время выполнения задачи (дни)</w:t>
       </w:r>
       <w:r>
         <w:rPr>
@@ -230,161 +223,313 @@
           <w:szCs w:val="28"/>
         </w:rPr>
         <w:br/>
-      </w:r>
-      <w:r>
-        <w:rPr>
-          <w:rFonts w:cs="Courier New"/>
-          <w:color w:val="2C363A"/>
-          <w:sz w:val="24"/>
-          <w:szCs w:val="28"/>
-        </w:rPr>
-        <w:br/>
-      </w:r>
-      <w:r>
-        <w:rPr>
-          <w:rFonts w:cs="Courier New"/>
-          <w:b/>
-          <w:color w:val="2C363A"/>
-          <w:sz w:val="24"/>
-          <w:szCs w:val="28"/>
-          <w:shd w:val="clear" w:color="auto" w:fill="FFFFFF"/>
-        </w:rPr>
-        <w:t>Метрика 2: On Project % Time (OPPT)</w:t>
-      </w:r>
-      <w:r>
-        <w:rPr>
-          <w:rFonts w:cs="Courier New"/>
-          <w:color w:val="2C363A"/>
-          <w:sz w:val="24"/>
-          <w:szCs w:val="28"/>
-        </w:rPr>
-        <w:br/>
-      </w:r>
-      <w:r>
-        <w:rPr>
-          <w:rFonts w:cs="Courier New"/>
-          <w:color w:val="2C363A"/>
-          <w:sz w:val="24"/>
-          <w:szCs w:val="28"/>
-          <w:shd w:val="clear" w:color="auto" w:fill="FFFFFF"/>
-        </w:rPr>
-        <w:t xml:space="preserve">Цель: повысить </w:t>
-      </w:r>
-      <w:r>
-        <w:rPr>
-          <w:rFonts w:cs="Courier New"/>
-          <w:color w:val="2C363A"/>
-          <w:sz w:val="24"/>
-          <w:szCs w:val="28"/>
-          <w:shd w:val="clear" w:color="auto" w:fill="FFFFFF"/>
-        </w:rPr>
-        <w:t>вовлеченность</w:t>
-      </w:r>
-      <w:r>
-        <w:rPr>
-          <w:rFonts w:cs="Courier New"/>
-          <w:color w:val="2C363A"/>
-          <w:sz w:val="24"/>
-          <w:szCs w:val="28"/>
-          <w:shd w:val="clear" w:color="auto" w:fill="FFFFFF"/>
-        </w:rPr>
-        <w:t xml:space="preserve"> в проект</w:t>
-      </w:r>
-      <w:r>
-        <w:rPr>
-          <w:rFonts w:cs="Courier New"/>
-          <w:color w:val="2C363A"/>
-          <w:sz w:val="24"/>
-          <w:szCs w:val="28"/>
-        </w:rPr>
-        <w:br/>
-      </w:r>
-      <w:r>
-        <w:rPr>
-          <w:rFonts w:cs="Courier New"/>
-          <w:color w:val="2C363A"/>
-          <w:sz w:val="24"/>
-          <w:szCs w:val="28"/>
-          <w:shd w:val="clear" w:color="auto" w:fill="FFFFFF"/>
-        </w:rPr>
-        <w:t>Вопрос: сколько времени реально тратится на проект?</w:t>
-      </w:r>
-      <w:r>
-        <w:rPr>
-          <w:rFonts w:cs="Courier New"/>
-          <w:color w:val="2C363A"/>
-          <w:sz w:val="24"/>
-          <w:szCs w:val="28"/>
-        </w:rPr>
-        <w:br/>
-      </w:r>
-      <w:r>
-        <w:rPr>
-          <w:rFonts w:cs="Courier New"/>
-          <w:color w:val="2C363A"/>
-          <w:sz w:val="24"/>
-          <w:szCs w:val="28"/>
-          <w:shd w:val="clear" w:color="auto" w:fill="FFFFFF"/>
-        </w:rPr>
-        <w:t>Метрика:</w:t>
-      </w:r>
-      <w:r>
-        <w:rPr>
-          <w:rFonts w:cs="Courier New"/>
-          <w:color w:val="2C363A"/>
-          <w:sz w:val="24"/>
-          <w:szCs w:val="28"/>
-        </w:rPr>
-        <w:br/>
-      </w:r>
-      <w:r>
-        <w:rPr>
-          <w:rFonts w:cs="Courier New"/>
-          <w:color w:val="2C363A"/>
-          <w:sz w:val="24"/>
-          <w:szCs w:val="28"/>
-          <w:shd w:val="clear" w:color="auto" w:fill="FFFFFF"/>
-        </w:rPr>
-        <w:t>OPPT = (Время на проект / Общее рабочее время) * 100%</w:t>
-      </w:r>
-      <w:r>
-        <w:rPr>
-          <w:rFonts w:cs="Courier New"/>
-          <w:color w:val="2C363A"/>
-          <w:sz w:val="24"/>
-          <w:szCs w:val="28"/>
-        </w:rPr>
-        <w:br/>
-      </w:r>
-      <w:r>
-        <w:rPr>
-          <w:rFonts w:cs="Courier New"/>
-          <w:color w:val="2C363A"/>
-          <w:sz w:val="24"/>
-          <w:szCs w:val="28"/>
-          <w:shd w:val="clear" w:color="auto" w:fill="FFFFFF"/>
-        </w:rPr>
-        <w:t xml:space="preserve">Индикатор: </w:t>
-      </w:r>
-      <w:r>
-        <w:rPr>
-          <w:rFonts w:cs="Courier New"/>
-          <w:color w:val="2C363A"/>
-          <w:sz w:val="24"/>
-          <w:szCs w:val="28"/>
-          <w:shd w:val="clear" w:color="auto" w:fill="FFFFFF"/>
-        </w:rPr>
-        <w:t>Анализ</w:t>
       </w:r>
     </w:p>
     <w:p>
       <w:pPr>
         <w:rPr>
+          <w:rFonts w:cs="Courier New"/>
+          <w:color w:val="2C363A"/>
+          <w:sz w:val="24"/>
+          <w:szCs w:val="28"/>
+        </w:rPr>
+      </w:pPr>
+      <w:r>
+        <w:rPr>
+          <w:rFonts w:cs="Courier New"/>
+          <w:color w:val="2C363A"/>
+          <w:sz w:val="24"/>
+          <w:szCs w:val="28"/>
+          <w:lang w:val="en-US"/>
+        </w:rPr>
+        <w:t xml:space="preserve">PRR = 22 \ 28 = 0,79 </w:t>
+      </w:r>
+      <w:r>
+        <w:rPr>
+          <w:rFonts w:cs="Courier New"/>
+          <w:color w:val="2C363A"/>
+          <w:sz w:val="24"/>
+          <w:szCs w:val="28"/>
+        </w:rPr>
+        <w:t>задач в день</w:t>
+      </w:r>
+    </w:p>
+    <w:p>
+      <w:pPr>
+        <w:rPr>
+          <w:rFonts w:cs="Courier New"/>
+          <w:color w:val="2C363A"/>
+          <w:sz w:val="24"/>
+          <w:szCs w:val="28"/>
+          <w:shd w:val="clear" w:color="auto" w:fill="FFFFFF"/>
+          <w:lang w:val="en-US"/>
+        </w:rPr>
+      </w:pPr>
+      <w:r>
+        <w:rPr>
+          <w:rFonts w:cs="Courier New"/>
+          <w:color w:val="2C363A"/>
+          <w:sz w:val="24"/>
+          <w:szCs w:val="28"/>
+        </w:rPr>
+        <w:t xml:space="preserve"> </w:t>
+      </w:r>
+      <w:r>
+        <w:rPr>
+          <w:rFonts w:cs="Courier New"/>
+          <w:color w:val="2C363A"/>
+          <w:sz w:val="24"/>
+          <w:szCs w:val="28"/>
+        </w:rPr>
+        <w:br/>
+      </w:r>
+      <w:r>
+        <w:rPr>
+          <w:rFonts w:cs="Courier New"/>
           <w:b/>
-          <w:sz w:val="24"/>
-          <w:szCs w:val="28"/>
+          <w:color w:val="2C363A"/>
+          <w:sz w:val="24"/>
+          <w:szCs w:val="28"/>
+          <w:shd w:val="clear" w:color="auto" w:fill="FFFFFF"/>
+        </w:rPr>
+        <w:t>Метрика 2: On Project % Time (OPPT)</w:t>
+      </w:r>
+      <w:r>
+        <w:rPr>
+          <w:rFonts w:cs="Courier New"/>
+          <w:color w:val="2C363A"/>
+          <w:sz w:val="24"/>
+          <w:szCs w:val="28"/>
+        </w:rPr>
+        <w:br/>
+      </w:r>
+      <w:r>
+        <w:rPr>
+          <w:rFonts w:cs="Courier New"/>
+          <w:color w:val="2C363A"/>
+          <w:sz w:val="24"/>
+          <w:szCs w:val="28"/>
+          <w:shd w:val="clear" w:color="auto" w:fill="FFFFFF"/>
+        </w:rPr>
+        <w:t xml:space="preserve">Цель: повысить </w:t>
+      </w:r>
+      <w:r>
+        <w:rPr>
+          <w:rFonts w:cs="Courier New"/>
+          <w:color w:val="2C363A"/>
+          <w:sz w:val="24"/>
+          <w:szCs w:val="28"/>
+          <w:shd w:val="clear" w:color="auto" w:fill="FFFFFF"/>
+        </w:rPr>
+        <w:t>вовлеченность</w:t>
+      </w:r>
+      <w:r>
+        <w:rPr>
+          <w:rFonts w:cs="Courier New"/>
+          <w:color w:val="2C363A"/>
+          <w:sz w:val="24"/>
+          <w:szCs w:val="28"/>
+          <w:shd w:val="clear" w:color="auto" w:fill="FFFFFF"/>
+        </w:rPr>
+        <w:t xml:space="preserve"> в проект</w:t>
+      </w:r>
+      <w:r>
+        <w:rPr>
+          <w:rFonts w:cs="Courier New"/>
+          <w:color w:val="2C363A"/>
+          <w:sz w:val="24"/>
+          <w:szCs w:val="28"/>
+        </w:rPr>
+        <w:br/>
+      </w:r>
+      <w:r>
+        <w:rPr>
+          <w:rFonts w:cs="Courier New"/>
+          <w:color w:val="2C363A"/>
+          <w:sz w:val="24"/>
+          <w:szCs w:val="28"/>
+          <w:shd w:val="clear" w:color="auto" w:fill="FFFFFF"/>
+        </w:rPr>
+        <w:t>Вопрос: сколько времени реально тратится на проект?</w:t>
+      </w:r>
+      <w:r>
+        <w:rPr>
+          <w:rFonts w:cs="Courier New"/>
+          <w:color w:val="2C363A"/>
+          <w:sz w:val="24"/>
+          <w:szCs w:val="28"/>
+        </w:rPr>
+        <w:br/>
+      </w:r>
+      <w:r>
+        <w:rPr>
+          <w:rFonts w:cs="Courier New"/>
+          <w:color w:val="2C363A"/>
+          <w:sz w:val="24"/>
+          <w:szCs w:val="28"/>
+          <w:shd w:val="clear" w:color="auto" w:fill="FFFFFF"/>
+        </w:rPr>
+        <w:t>Метрика:</w:t>
+      </w:r>
+      <w:r>
+        <w:rPr>
+          <w:rFonts w:cs="Courier New"/>
+          <w:color w:val="2C363A"/>
+          <w:sz w:val="24"/>
+          <w:szCs w:val="28"/>
+        </w:rPr>
+        <w:br/>
+      </w:r>
+      <w:r>
+        <w:rPr>
+          <w:rFonts w:cs="Courier New"/>
+          <w:color w:val="2C363A"/>
+          <w:sz w:val="24"/>
+          <w:szCs w:val="28"/>
+          <w:shd w:val="clear" w:color="auto" w:fill="FFFFFF"/>
+        </w:rPr>
+        <w:t>OPPT = (Время на проект / Общее рабочее время) * 100%</w:t>
+      </w:r>
+      <w:r>
+        <w:rPr>
+          <w:rFonts w:cs="Courier New"/>
+          <w:color w:val="2C363A"/>
+          <w:sz w:val="24"/>
+          <w:szCs w:val="28"/>
+        </w:rPr>
+        <w:br/>
+      </w:r>
+      <w:r>
+        <w:rPr>
+          <w:rFonts w:cs="Courier New"/>
+          <w:color w:val="2C363A"/>
+          <w:sz w:val="24"/>
+          <w:szCs w:val="28"/>
+          <w:shd w:val="clear" w:color="auto" w:fill="FFFFFF"/>
+        </w:rPr>
+        <w:t xml:space="preserve">Индикатор: </w:t>
+      </w:r>
+      <w:r>
+        <w:rPr>
+          <w:rFonts w:cs="Courier New"/>
+          <w:color w:val="2C363A"/>
+          <w:sz w:val="24"/>
+          <w:szCs w:val="28"/>
+          <w:shd w:val="clear" w:color="auto" w:fill="FFFFFF"/>
+        </w:rPr>
+        <w:t>Анализ</w:t>
+      </w:r>
+    </w:p>
+    <w:p>
+      <w:pPr>
+        <w:rPr>
+          <w:rFonts w:cs="Courier New"/>
+          <w:color w:val="2C363A"/>
+          <w:sz w:val="24"/>
+          <w:szCs w:val="28"/>
+          <w:shd w:val="clear" w:color="auto" w:fill="FFFFFF"/>
+        </w:rPr>
+      </w:pPr>
+      <w:r>
+        <w:rPr>
+          <w:rFonts w:cs="Courier New"/>
+          <w:color w:val="2C363A"/>
+          <w:sz w:val="24"/>
+          <w:szCs w:val="28"/>
+          <w:shd w:val="clear" w:color="auto" w:fill="FFFFFF"/>
           <w:lang w:val="en-US"/>
         </w:rPr>
+        <w:t xml:space="preserve">OPPT = </w:t>
+      </w:r>
+      <w:r>
+        <w:rPr>
+          <w:rFonts w:cs="Courier New"/>
+          <w:color w:val="2C363A"/>
+          <w:sz w:val="24"/>
+          <w:szCs w:val="28"/>
+          <w:shd w:val="clear" w:color="auto" w:fill="FFFFFF"/>
+        </w:rPr>
+        <w:t>(</w:t>
+      </w:r>
+      <w:r>
+        <w:rPr>
+          <w:rFonts w:cs="Courier New"/>
+          <w:color w:val="2C363A"/>
+          <w:sz w:val="24"/>
+          <w:szCs w:val="28"/>
+          <w:shd w:val="clear" w:color="auto" w:fill="FFFFFF"/>
+        </w:rPr>
+        <w:t xml:space="preserve">24 </w:t>
+      </w:r>
+      <w:r>
+        <w:rPr>
+          <w:rFonts w:cs="Courier New"/>
+          <w:color w:val="2C363A"/>
+          <w:sz w:val="24"/>
+          <w:szCs w:val="28"/>
+          <w:shd w:val="clear" w:color="auto" w:fill="FFFFFF"/>
+        </w:rPr>
+        <w:t>\</w:t>
+      </w:r>
+      <w:r>
+        <w:rPr>
+          <w:rFonts w:cs="Courier New"/>
+          <w:color w:val="2C363A"/>
+          <w:sz w:val="24"/>
+          <w:szCs w:val="28"/>
+          <w:shd w:val="clear" w:color="auto" w:fill="FFFFFF"/>
+        </w:rPr>
+        <w:t xml:space="preserve"> 120</w:t>
+      </w:r>
+      <w:r>
+        <w:rPr>
+          <w:rFonts w:cs="Courier New"/>
+          <w:color w:val="2C363A"/>
+          <w:sz w:val="24"/>
+          <w:szCs w:val="28"/>
+          <w:shd w:val="clear" w:color="auto" w:fill="FFFFFF"/>
+        </w:rPr>
+        <w:t>)</w:t>
+      </w:r>
+      <w:r>
+        <w:rPr>
+          <w:rFonts w:cs="Courier New"/>
+          <w:color w:val="2C363A"/>
+          <w:sz w:val="24"/>
+          <w:szCs w:val="28"/>
+          <w:shd w:val="clear" w:color="auto" w:fill="FFFFFF"/>
+        </w:rPr>
+        <w:t xml:space="preserve"> </w:t>
+      </w:r>
+      <w:r>
+        <w:rPr>
+          <w:rFonts w:cs="Courier New"/>
+          <w:color w:val="2C363A"/>
+          <w:sz w:val="24"/>
+          <w:szCs w:val="28"/>
+          <w:shd w:val="clear" w:color="auto" w:fill="FFFFFF"/>
+        </w:rPr>
+        <w:t>*100%</w:t>
+      </w:r>
+      <w:r>
+        <w:rPr>
+          <w:rFonts w:cs="Courier New"/>
+          <w:color w:val="2C363A"/>
+          <w:sz w:val="24"/>
+          <w:szCs w:val="28"/>
+          <w:shd w:val="clear" w:color="auto" w:fill="FFFFFF"/>
+        </w:rPr>
+        <w:t xml:space="preserve"> = 20% </w:t>
+      </w:r>
+    </w:p>
+    <w:p>
+      <w:pPr>
+        <w:rPr>
+          <w:rFonts w:cs="Courier New"/>
+          <w:color w:val="2C363A"/>
+          <w:sz w:val="24"/>
+          <w:szCs w:val="28"/>
+        </w:rPr>
       </w:pPr>
       <w:r>
         <w:rPr>
@@ -536,17 +681,7 @@
           <w:szCs w:val="28"/>
           <w:shd w:val="clear" w:color="auto" w:fill="FFFFFF"/>
         </w:rPr>
-        <w:t xml:space="preserve"> </w:t>
-      </w:r>
-      <w:r>
-        <w:rPr>
-          <w:rFonts w:cs="Courier New"/>
-          <w:color w:val="2C363A"/>
-          <w:sz w:val="24"/>
-          <w:szCs w:val="28"/>
-          <w:shd w:val="clear" w:color="auto" w:fill="FFFFFF"/>
-        </w:rPr>
-        <w:t>= (</w:t>
+        <w:t xml:space="preserve"> = (</w:t>
       </w:r>
       <w:r>
         <w:rPr>
@@ -598,8 +733,6 @@
         </w:rPr>
         <w:t>(дни)</w:t>
       </w:r>
-      <w:bookmarkStart w:id="0" w:name="_GoBack"/>
-      <w:bookmarkEnd w:id="0"/>
       <w:r>
         <w:rPr>
           <w:rFonts w:cs="Courier New"/>
@@ -648,6 +781,47 @@
         </w:rPr>
         <w:br/>
       </w:r>
+    </w:p>
+    <w:p>
+      <w:pPr>
+        <w:rPr>
+          <w:rFonts w:cs="Courier New"/>
+          <w:color w:val="2C363A"/>
+          <w:sz w:val="24"/>
+          <w:szCs w:val="28"/>
+        </w:rPr>
+      </w:pPr>
+      <w:r>
+        <w:rPr>
+          <w:rFonts w:cs="Courier New"/>
+          <w:color w:val="2C363A"/>
+          <w:sz w:val="24"/>
+          <w:szCs w:val="28"/>
+          <w:shd w:val="clear" w:color="auto" w:fill="FFFFFF"/>
+          <w:lang w:val="en-US"/>
+        </w:rPr>
+        <w:t>Productivity</w:t>
+      </w:r>
+      <w:r>
+        <w:rPr>
+          <w:rFonts w:cs="Courier New"/>
+          <w:color w:val="2C363A"/>
+          <w:sz w:val="24"/>
+          <w:szCs w:val="28"/>
+          <w:shd w:val="clear" w:color="auto" w:fill="FFFFFF"/>
+        </w:rPr>
+        <w:t xml:space="preserve"> = 56\28 = 2 страницы в день</w:t>
+      </w:r>
+    </w:p>
+    <w:p>
+      <w:pPr>
+        <w:rPr>
+          <w:rFonts w:cs="Courier New"/>
+          <w:color w:val="2C363A"/>
+          <w:sz w:val="24"/>
+          <w:szCs w:val="28"/>
+        </w:rPr>
+      </w:pPr>
       <w:r>
         <w:rPr>
           <w:rFonts w:cs="Courier New"/>
@@ -793,19 +967,78 @@
         </w:rPr>
         <w:br/>
       </w:r>
-      <w:r>
-        <w:rPr>
-          <w:rFonts w:cs="Courier New"/>
-          <w:color w:val="2C363A"/>
-          <w:sz w:val="24"/>
-          <w:szCs w:val="28"/>
-        </w:rPr>
-        <w:br/>
-      </w:r>
-      <w:r>
-        <w:rPr>
-          <w:rFonts w:cs="Courier New"/>
+    </w:p>
+    <w:p>
+      <w:pPr>
+        <w:rPr>
+          <w:rFonts w:cs="Courier New"/>
+          <w:color w:val="2C363A"/>
+          <w:sz w:val="24"/>
+          <w:szCs w:val="28"/>
+        </w:rPr>
+      </w:pPr>
+      <w:r>
+        <w:rPr>
+          <w:rFonts w:cs="Courier New"/>
+          <w:color w:val="2C363A"/>
+          <w:sz w:val="24"/>
+          <w:szCs w:val="28"/>
+          <w:shd w:val="clear" w:color="auto" w:fill="FFFFFF"/>
+        </w:rPr>
+        <w:t>FD</w:t>
+      </w:r>
+      <w:r>
+        <w:rPr>
+          <w:rFonts w:cs="Courier New"/>
+          <w:color w:val="2C363A"/>
+          <w:sz w:val="24"/>
+          <w:szCs w:val="28"/>
+          <w:shd w:val="clear" w:color="auto" w:fill="FFFFFF"/>
+        </w:rPr>
+        <w:t xml:space="preserve"> = 11 \56 = 0,196 </w:t>
+      </w:r>
+      <w:r>
+        <w:rPr>
+          <w:rFonts w:cs="Courier New"/>
+          <w:color w:val="2C363A"/>
+          <w:sz w:val="24"/>
+          <w:szCs w:val="28"/>
+          <w:shd w:val="clear" w:color="auto" w:fill="FFFFFF"/>
+        </w:rPr>
+        <w:t>ошибок</w:t>
+      </w:r>
+      <w:r>
+        <w:rPr>
+          <w:rFonts w:cs="Courier New"/>
+          <w:color w:val="2C363A"/>
+          <w:sz w:val="24"/>
+          <w:szCs w:val="28"/>
+          <w:shd w:val="clear" w:color="auto" w:fill="FFFFFF"/>
+        </w:rPr>
+        <w:t xml:space="preserve"> на страницу</w:t>
+      </w:r>
+    </w:p>
+    <w:p>
+      <w:pPr>
+        <w:rPr>
           <w:b/>
+          <w:sz w:val="24"/>
+          <w:szCs w:val="28"/>
+        </w:rPr>
+      </w:pPr>
+      <w:r>
+        <w:rPr>
+          <w:rFonts w:cs="Courier New"/>
+          <w:color w:val="2C363A"/>
+          <w:sz w:val="24"/>
+          <w:szCs w:val="28"/>
+        </w:rPr>
+        <w:br/>
+      </w:r>
+      <w:r>
+        <w:rPr>
+          <w:rFonts w:cs="Courier New"/>
+          <w:b/>
           <w:color w:val="2C363A"/>
           <w:sz w:val="24"/>
           <w:szCs w:val="28"/>
@@ -917,6 +1150,7 @@
           <w:szCs w:val="28"/>
           <w:shd w:val="clear" w:color="auto" w:fill="FFFFFF"/>
         </w:rPr>
+        <w:lastRenderedPageBreak/>
         <w:t xml:space="preserve">Индикатор: </w:t>
       </w:r>
       <w:r>
@@ -946,6 +1180,26 @@
           <w:szCs w:val="28"/>
         </w:rPr>
         <w:br/>
+      </w:r>
+      <w:r>
+        <w:rPr>
+          <w:rFonts w:cs="Courier New"/>
+          <w:color w:val="2C363A"/>
+          <w:sz w:val="24"/>
+          <w:szCs w:val="28"/>
+          <w:shd w:val="clear" w:color="auto" w:fill="FFFFFF"/>
+        </w:rPr>
+        <w:t>FS</w:t>
+      </w:r>
+      <w:r>
+        <w:rPr>
+          <w:rFonts w:cs="Courier New"/>
+          <w:color w:val="2C363A"/>
+          <w:sz w:val="24"/>
+          <w:szCs w:val="28"/>
+          <w:shd w:val="clear" w:color="auto" w:fill="FFFFFF"/>
+        </w:rPr>
+        <w:t xml:space="preserve"> = 22 \ 33 * 100% = 66,7 %</w:t>
       </w:r>
     </w:p>
     <w:sectPr>
@@ -959,7 +1213,7 @@
 </file>
 
 <file path=word/styles.xml><?xml version="1.0" encoding="utf-8"?>
-<w:styles xmlns:mc="http://schemas.openxmlformats.org/markup-compatibility/2006" xmlns:r="http://schemas.openxmlformats.org/officeDocument/2006/relationships" xmlns:w="http://schemas.openxmlformats.org/wordprocessingml/2006/main" xmlns:w14="http://schemas.microsoft.com/office/word/2010/wordml" xmlns:w15="http://schemas.microsoft.com/office/word/2012/wordml" mc:Ignorable="w14 w15">
+<w:styles xmlns:mc="http://schemas.openxmlformats.org/markup-compatibility/2006" xmlns:r="http://schemas.openxmlformats.org/officeDocument/2006/relationships" xmlns:w="http://schemas.openxmlformats.org/wordprocessingml/2006/main" xmlns:w14="http://schemas.microsoft.com/office/word/2010/wordml" xmlns:w15="http://schemas.microsoft.com/office/word/2012/wordml" xmlns:w16cex="http://schemas.microsoft.com/office/word/2018/wordml/cex" xmlns:w16cid="http://schemas.microsoft.com/office/word/2016/wordml/cid" xmlns:w16="http://schemas.microsoft.com/office/word/2018/wordml" xmlns:w16du="http://schemas.microsoft.com/office/word/2023/wordml/word16du" xmlns:w16sdtdh="http://schemas.microsoft.com/office/word/2020/wordml/sdtdatahash" xmlns:w16sdtfl="http://schemas.microsoft.com/office/word/2024/wordml/sdtformatlock" xmlns:w16se="http://schemas.microsoft.com/office/word/2015/wordml/symex" mc:Ignorable="w14 w15 w16se w16cid w16 w16cex w16sdtdh w16sdtfl w16du">
   <w:docDefaults>
     <w:rPrDefault>
       <w:rPr>
@@ -975,7 +1229,7 @@
       </w:pPr>
     </w:pPrDefault>
   </w:docDefaults>
-  <w:latentStyles w:defLockedState="0" w:defUIPriority="99" w:defSemiHidden="0" w:defUnhideWhenUsed="0" w:defQFormat="0" w:count="371">
+  <w:latentStyles w:defLockedState="0" w:defUIPriority="99" w:defSemiHidden="0" w:defUnhideWhenUsed="0" w:defQFormat="0" w:count="376">
     <w:lsdException w:name="Normal" w:uiPriority="0" w:qFormat="1"/>
     <w:lsdException w:name="heading 1" w:uiPriority="9" w:qFormat="1"/>
     <w:lsdException w:name="heading 2" w:semiHidden="1" w:uiPriority="9" w:unhideWhenUsed="1" w:qFormat="1"/>
@@ -1347,6 +1601,11 @@
     <w:lsdException w:name="List Table 5 Dark Accent 6" w:uiPriority="50"/>
     <w:lsdException w:name="List Table 6 Colorful Accent 6" w:uiPriority="51"/>
     <w:lsdException w:name="List Table 7 Colorful Accent 6" w:uiPriority="52"/>
+    <w:lsdException w:name="Mention" w:semiHidden="1" w:unhideWhenUsed="1"/>
+    <w:lsdException w:name="Smart Hyperlink" w:semiHidden="1" w:unhideWhenUsed="1"/>
+    <w:lsdException w:name="Hashtag" w:semiHidden="1" w:unhideWhenUsed="1"/>
+    <w:lsdException w:name="Unresolved Mention" w:semiHidden="1" w:unhideWhenUsed="1"/>
+    <w:lsdException w:name="Smart Link" w:semiHidden="1" w:unhideWhenUsed="1"/>
   </w:latentStyles>
   <w:style w:type="paragraph" w:default="1" w:styleId="a">
     <w:name w:val="Normal"/>
